--- a/docs/manuales/Guia_Oportunidades.docx
+++ b/docs/manuales/Guia_Oportunidades.docx
@@ -80,7 +80,7 @@
           <w:color w:val="56648F"/>
           <w:sz w:val="21"/>
         </w:rPr>
-        <w:t>Versión 1.0   ·   23/07/2026</w:t>
+        <w:t>Versión 1.1   ·   23/07/2026</w:t>
       </w:r>
     </w:p>
     <w:p/>
@@ -298,6 +298,39 @@
     <w:p>
       <w:r>
         <w:t>Ejecutivo responsable de la oportunidad (obligatorio).</w:t>
+      </w:r>
+    </w:p>
+    <w:p>
+      <w:r>
+        <w:rPr>
+          <w:color w:val="C9D6F0"/>
+        </w:rPr>
+        <w:t>──────────────────────────────────────────────</w:t>
+      </w:r>
+    </w:p>
+    <w:p>
+      <w:r>
+        <w:rPr>
+          <w:b/>
+          <w:color w:val="00285A"/>
+          <w:sz w:val="23"/>
+        </w:rPr>
+        <w:t>Actividad Comercial</w:t>
+      </w:r>
+    </w:p>
+    <w:p>
+      <w:r>
+        <w:rPr>
+          <w:b/>
+          <w:color w:val="1C54F4"/>
+          <w:sz w:val="21"/>
+        </w:rPr>
+        <w:t>Qué ingresar:</w:t>
+      </w:r>
+    </w:p>
+    <w:p>
+      <w:r>
+        <w:t>Acción comercial más relevante en curso: Visita comercial, Informe de alternativas o Propuesta de servicios. Al elegirla o cambiarla se registra automáticamente esa actividad en la Cuenta y el Contacto. Convive con el Estado (no lo reemplaza).</w:t>
       </w:r>
     </w:p>
     <w:p>

--- a/docs/manuales/Guia_Oportunidades.docx
+++ b/docs/manuales/Guia_Oportunidades.docx
@@ -80,7 +80,7 @@
           <w:color w:val="56648F"/>
           <w:sz w:val="21"/>
         </w:rPr>
-        <w:t>Versión 1.1   ·   23/07/2026</w:t>
+        <w:t>Versión 2.0   ·   23/07/2026</w:t>
       </w:r>
     </w:p>
     <w:p/>
@@ -231,7 +231,7 @@
     </w:p>
     <w:p>
       <w:r>
-        <w:t>Etapa de la gestión: Prospectando, Calificando, En negociación, Ganada o Perdida.</w:t>
+        <w:t>Etapa de la gestión con cuatro estados: En gestión, En negociación, Ganada o Perdida.</w:t>
       </w:r>
     </w:p>
     <w:p>
@@ -249,7 +249,7 @@
           <w:color w:val="00285A"/>
           <w:sz w:val="23"/>
         </w:rPr>
-        <w:t>% Conversión</w:t>
+        <w:t>Probabilidad</w:t>
       </w:r>
     </w:p>
     <w:p>
@@ -264,7 +264,7 @@
     </w:p>
     <w:p>
       <w:r>
-        <w:t>Elegir una categoría: 0–50% (naranja), 50–80% (amarillo) o 80–100% (verde). Es obligatorio.</w:t>
+        <w:t>Ya NO se elige por separado: queda implícita según el estado. En gestión = 0–50%, En negociación = 51–80%, Ganada = 100%, Perdida = 0%.</w:t>
       </w:r>
     </w:p>
     <w:p>
@@ -447,7 +447,15 @@
         <w:pStyle w:val="ListBullet"/>
       </w:pPr>
       <w:r>
-        <w:t>Desde la grilla se puede cambiar el Estado y el % de Conversión, y esos cambios también quedan registrados.</w:t>
+        <w:t>Desde la grilla se puede cambiar el Estado (la Probabilidad se ajusta sola) y esos cambios quedan registrados.</w:t>
+      </w:r>
+    </w:p>
+    <w:p>
+      <w:pPr>
+        <w:pStyle w:val="ListBullet"/>
+      </w:pPr>
+      <w:r>
+        <w:t>Al pasar el estado a 'Ganada', la oportunidad aún no está finalizada: aparece un aviso destacado y el botón 'Completar cierre', que abre el formulario de Cierre de Transacción precargado. La Transacción queda vinculada a la Oportunidad (trazabilidad completa): Lead → Cuenta/Contacto → Oportunidad → Ganada → Cierre → Transacción.</w:t>
       </w:r>
     </w:p>
     <w:p>

--- a/docs/manuales/Guia_Oportunidades.docx
+++ b/docs/manuales/Guia_Oportunidades.docx
@@ -80,7 +80,7 @@
           <w:color w:val="56648F"/>
           <w:sz w:val="21"/>
         </w:rPr>
-        <w:t>Versión 2.0   ·   23/07/2026</w:t>
+        <w:t>Versión 2.1   ·   23/07/2026</w:t>
       </w:r>
     </w:p>
     <w:p/>
@@ -249,7 +249,7 @@
           <w:color w:val="00285A"/>
           <w:sz w:val="23"/>
         </w:rPr>
-        <w:t>Probabilidad</w:t>
+        <w:t>Prioridad</w:t>
       </w:r>
     </w:p>
     <w:p>
@@ -264,7 +264,7 @@
     </w:p>
     <w:p>
       <w:r>
-        <w:t>Ya NO se elige por separado: queda implícita según el estado. En gestión = 0–50%, En negociación = 51–80%, Ganada = 100%, Perdida = 0%.</w:t>
+        <w:t>Atributo independiente del estado, con tres niveles: 🟢 Alta, 🟡 Media o ⚪ Baja. Reemplaza a los porcentajes de probabilidad (ya no se usan). Se elige del desplegable y se puede cambiar desde la grilla; se muestra como etiqueta en la lista y en Analytics.</w:t>
       </w:r>
     </w:p>
     <w:p>

--- a/docs/manuales/Guia_Oportunidades.docx
+++ b/docs/manuales/Guia_Oportunidades.docx
@@ -80,7 +80,7 @@
           <w:color w:val="56648F"/>
           <w:sz w:val="21"/>
         </w:rPr>
-        <w:t>Versión 2.1   ·   23/07/2026</w:t>
+        <w:t>Versión 3.0   ·   23/07/2026</w:t>
       </w:r>
     </w:p>
     <w:p/>
@@ -96,7 +96,7 @@
     </w:p>
     <w:p>
       <w:r>
-        <w:t>Centro de seguimiento de la gestión comercial. Cada oportunidad es una gestión entre una Cuenta y Colliers. Al ingresar se ven las Cuentas ordenadas por la actividad más reciente; los widgets superiores filtran la grilla. Crear o cambiar una oportunidad registra automáticamente una actividad en la Cuenta (y en el Contacto asociado).</w:t>
+        <w:t>Módulo independiente con ficha propia por oportunidad (vista, timeline, actividades y contactos propios), integrado con Cuentas, Contactos, Actividades, Transacciones y Analytics. Cada oportunidad es una gestión entre una Cuenta y Colliers. Al ingresar se ven las Cuentas ordenadas por la actividad más reciente; los widgets superiores filtran la grilla. Crear o cambiar una oportunidad registra automáticamente una actividad en la Cuenta (y en el Contacto asociado).</w:t>
       </w:r>
     </w:p>
     <w:p/>

--- a/docs/manuales/Guia_Oportunidades.docx
+++ b/docs/manuales/Guia_Oportunidades.docx
@@ -80,7 +80,7 @@
           <w:color w:val="56648F"/>
           <w:sz w:val="21"/>
         </w:rPr>
-        <w:t>Versión 3.0   ·   23/07/2026</w:t>
+        <w:t>Versión 3.1   ·   23/07/2026</w:t>
       </w:r>
     </w:p>
     <w:p/>
@@ -249,7 +249,7 @@
           <w:color w:val="00285A"/>
           <w:sz w:val="23"/>
         </w:rPr>
-        <w:t>Prioridad</w:t>
+        <w:t>Probabilidad</w:t>
       </w:r>
     </w:p>
     <w:p>
@@ -264,7 +264,7 @@
     </w:p>
     <w:p>
       <w:r>
-        <w:t>Atributo independiente del estado, con tres niveles: 🟢 Alta, 🟡 Media o ⚪ Baja. Reemplaza a los porcentajes de probabilidad (ya no se usan). Se elige del desplegable y se puede cambiar desde la grilla; se muestra como etiqueta en la lista y en Analytics.</w:t>
+        <w:t>Probabilidad de cierre de la oportunidad, con cuatro niveles: 🔴 Muy baja, 🟠 Baja, 🟡 Media o 🟢 Alta (sin porcentajes). El Estado le asigna un valor inicial (En gestión → Muy baja, En negociación → Media), pero es un atributo independiente que el Gerente Comercial puede modificar. Solo la visualizan y editan el Gerente Comercial y el Administrador; el Broker no la ve ni la edita. Se muestra como etiqueta en la grilla, en la ficha y en Analytics.</w:t>
       </w:r>
     </w:p>
     <w:p>

--- a/docs/manuales/Guia_Oportunidades.docx
+++ b/docs/manuales/Guia_Oportunidades.docx
@@ -80,7 +80,7 @@
           <w:color w:val="56648F"/>
           <w:sz w:val="21"/>
         </w:rPr>
-        <w:t>Versión 3.1   ·   23/07/2026</w:t>
+        <w:t>Versión 3.2   ·   23/07/2026</w:t>
       </w:r>
     </w:p>
     <w:p/>
@@ -117,7 +117,7 @@
           <w:color w:val="00285A"/>
           <w:sz w:val="23"/>
         </w:rPr>
-        <w:t>Cuenta</w:t>
+        <w:t>Cuenta o Contacto</w:t>
       </w:r>
     </w:p>
     <w:p>
@@ -132,7 +132,7 @@
     </w:p>
     <w:p>
       <w:r>
-        <w:t>Buscar y seleccionar la empresa de la oportunidad (obligatorio).</w:t>
+        <w:t>Buscar por nombre: el buscador encuentra tanto Cuentas como Contactos e indica el tipo de cada resultado. Al elegir un Contacto, se vincula también su Cuenta. Si no existe, se puede crear una nueva Cuenta desde el mismo buscador (obligatorio).</w:t>
       </w:r>
     </w:p>
     <w:p>
@@ -150,7 +150,7 @@
           <w:color w:val="00285A"/>
           <w:sz w:val="23"/>
         </w:rPr>
-        <w:t>Contacto principal</w:t>
+        <w:t>Nombre del proyecto</w:t>
       </w:r>
     </w:p>
     <w:p>
@@ -165,7 +165,172 @@
     </w:p>
     <w:p>
       <w:r>
-        <w:t>Buscar y seleccionar el contacto de la cuenta (opcional). Si no hay, se continúa solo con la Cuenta.</w:t>
+        <w:t>Título de la oportunidad. Ej: 'Búsqueda depósito Zona Norte' (obligatorio).</w:t>
+      </w:r>
+    </w:p>
+    <w:p>
+      <w:r>
+        <w:rPr>
+          <w:color w:val="C9D6F0"/>
+        </w:rPr>
+        <w:t>──────────────────────────────────────────────</w:t>
+      </w:r>
+    </w:p>
+    <w:p>
+      <w:r>
+        <w:rPr>
+          <w:b/>
+          <w:color w:val="00285A"/>
+          <w:sz w:val="23"/>
+        </w:rPr>
+        <w:t>División</w:t>
+      </w:r>
+    </w:p>
+    <w:p>
+      <w:r>
+        <w:rPr>
+          <w:b/>
+          <w:color w:val="1C54F4"/>
+          <w:sz w:val="21"/>
+        </w:rPr>
+        <w:t>Qué ingresar:</w:t>
+      </w:r>
+    </w:p>
+    <w:p>
+      <w:r>
+        <w:t>Área responsable: Brokerage, SPS o V&amp;C. Sin valor por defecto: hay que elegirlo (obligatorio).</w:t>
+      </w:r>
+    </w:p>
+    <w:p>
+      <w:r>
+        <w:rPr>
+          <w:color w:val="C9D6F0"/>
+        </w:rPr>
+        <w:t>──────────────────────────────────────────────</w:t>
+      </w:r>
+    </w:p>
+    <w:p>
+      <w:r>
+        <w:rPr>
+          <w:b/>
+          <w:color w:val="00285A"/>
+          <w:sz w:val="23"/>
+        </w:rPr>
+        <w:t>Superficie cubierta (m²)</w:t>
+      </w:r>
+    </w:p>
+    <w:p>
+      <w:r>
+        <w:rPr>
+          <w:b/>
+          <w:color w:val="1C54F4"/>
+          <w:sz w:val="21"/>
+        </w:rPr>
+        <w:t>Qué ingresar:</w:t>
+      </w:r>
+    </w:p>
+    <w:p>
+      <w:r>
+        <w:t>Metros cubiertos de la búsqueda o inmueble (obligatorio).</w:t>
+      </w:r>
+    </w:p>
+    <w:p>
+      <w:r>
+        <w:rPr>
+          <w:color w:val="C9D6F0"/>
+        </w:rPr>
+        <w:t>──────────────────────────────────────────────</w:t>
+      </w:r>
+    </w:p>
+    <w:p>
+      <w:r>
+        <w:rPr>
+          <w:b/>
+          <w:color w:val="00285A"/>
+          <w:sz w:val="23"/>
+        </w:rPr>
+        <w:t>Contactos asociados</w:t>
+      </w:r>
+    </w:p>
+    <w:p>
+      <w:r>
+        <w:rPr>
+          <w:b/>
+          <w:color w:val="1C54F4"/>
+          <w:sz w:val="21"/>
+        </w:rPr>
+        <w:t>Qué ingresar:</w:t>
+      </w:r>
+    </w:p>
+    <w:p>
+      <w:r>
+        <w:t>Se pueden agregar varios contactos a la misma oportunidad; todos quedan vinculados y visibles en la ficha.</w:t>
+      </w:r>
+    </w:p>
+    <w:p>
+      <w:r>
+        <w:rPr>
+          <w:color w:val="C9D6F0"/>
+        </w:rPr>
+        <w:t>──────────────────────────────────────────────</w:t>
+      </w:r>
+    </w:p>
+    <w:p>
+      <w:r>
+        <w:rPr>
+          <w:b/>
+          <w:color w:val="00285A"/>
+          <w:sz w:val="23"/>
+        </w:rPr>
+        <w:t>Cliente Colliers</w:t>
+      </w:r>
+    </w:p>
+    <w:p>
+      <w:r>
+        <w:rPr>
+          <w:b/>
+          <w:color w:val="1C54F4"/>
+          <w:sz w:val="21"/>
+        </w:rPr>
+        <w:t>Qué ingresar:</w:t>
+      </w:r>
+    </w:p>
+    <w:p>
+      <w:r>
+        <w:t>Sí / No. Si la Cuenta ya tiene este dato, se completa solo; si no, queda en '–' y hay que elegir Sí o No antes de guardar (obligatorio).</w:t>
+      </w:r>
+    </w:p>
+    <w:p>
+      <w:r>
+        <w:rPr>
+          <w:color w:val="C9D6F0"/>
+        </w:rPr>
+        <w:t>──────────────────────────────────────────────</w:t>
+      </w:r>
+    </w:p>
+    <w:p>
+      <w:r>
+        <w:rPr>
+          <w:b/>
+          <w:color w:val="00285A"/>
+          <w:sz w:val="23"/>
+        </w:rPr>
+        <w:t>Exclusividad</w:t>
+      </w:r>
+    </w:p>
+    <w:p>
+      <w:r>
+        <w:rPr>
+          <w:b/>
+          <w:color w:val="1C54F4"/>
+          <w:sz w:val="21"/>
+        </w:rPr>
+        <w:t>Qué ingresar:</w:t>
+      </w:r>
+    </w:p>
+    <w:p>
+      <w:r>
+        <w:t>Sí, No o Contacto directo. Sin valor por defecto: hay que elegirlo.</w:t>
       </w:r>
     </w:p>
     <w:p>
@@ -364,6 +529,39 @@
     <w:p>
       <w:r>
         <w:t>Oficinas, Retail o Industria &amp; Logística (opcional).</w:t>
+      </w:r>
+    </w:p>
+    <w:p>
+      <w:r>
+        <w:rPr>
+          <w:color w:val="C9D6F0"/>
+        </w:rPr>
+        <w:t>──────────────────────────────────────────────</w:t>
+      </w:r>
+    </w:p>
+    <w:p>
+      <w:r>
+        <w:rPr>
+          <w:b/>
+          <w:color w:val="00285A"/>
+          <w:sz w:val="23"/>
+        </w:rPr>
+        <w:t>Gerencia Comercial</w:t>
+      </w:r>
+    </w:p>
+    <w:p>
+      <w:r>
+        <w:rPr>
+          <w:b/>
+          <w:color w:val="1C54F4"/>
+          <w:sz w:val="21"/>
+        </w:rPr>
+        <w:t>Qué ingresar:</w:t>
+      </w:r>
+    </w:p>
+    <w:p>
+      <w:r>
+        <w:t>Sección visible solo para Gerencia Comercial y Administrador (el Broker no la ve). Para esos usuarios son obligatorios Origen, Suborigen, Probabilidad y Fecha estimada de cierre (Quarter y Año); solo el Ingreso estimado es opcional.</w:t>
       </w:r>
     </w:p>
     <w:p>

--- a/docs/manuales/Guia_Oportunidades.docx
+++ b/docs/manuales/Guia_Oportunidades.docx
@@ -80,7 +80,7 @@
           <w:color w:val="56648F"/>
           <w:sz w:val="21"/>
         </w:rPr>
-        <w:t>Versión 3.2   ·   23/07/2026</w:t>
+        <w:t>Versión 3.3   ·   23/07/2026</w:t>
       </w:r>
     </w:p>
     <w:p/>
@@ -264,7 +264,7 @@
     </w:p>
     <w:p>
       <w:r>
-        <w:t>Se pueden agregar varios contactos a la misma oportunidad; todos quedan vinculados y visibles en la ficha.</w:t>
+        <w:t>Se pueden agregar varios contactos a la misma oportunidad; todos quedan vinculados y visibles en la ficha. Solo se elige el contacto: el sistema determina automáticamente si es Cliente o Colliers según sus datos (no se pide manualmente).</w:t>
       </w:r>
     </w:p>
     <w:p>
@@ -297,7 +297,7 @@
     </w:p>
     <w:p>
       <w:r>
-        <w:t>Sí / No. Si la Cuenta ya tiene este dato, se completa solo; si no, queda en '–' y hay que elegir Sí o No antes de guardar (obligatorio).</w:t>
+        <w:t>Campo informativo (no editable). Muestra el valor Sí / No de la Cuenta vinculada; si la Cuenta no lo tiene definido, aparece '–' hasta que un usuario autorizado lo complete en la ficha de la Cuenta.</w:t>
       </w:r>
     </w:p>
     <w:p>
@@ -561,7 +561,7 @@
     </w:p>
     <w:p>
       <w:r>
-        <w:t>Sección visible solo para Gerencia Comercial y Administrador (el Broker no la ve). Para esos usuarios son obligatorios Origen, Suborigen, Probabilidad y Fecha estimada de cierre (Quarter y Año); solo el Ingreso estimado es opcional.</w:t>
+        <w:t>Sección visible solo para Gerencia Comercial y Administrador (el Broker no la ve). Para esos usuarios son obligatorios Origen, Suborigen, Probabilidad y Fecha estimada de cierre (Quarter y Año); solo el Ingreso estimado es opcional. En Origen, al elegir 'Colliers International' se habilita el campo 'Ciudad de la oficina' (texto libre).</w:t>
       </w:r>
     </w:p>
     <w:p>

--- a/docs/manuales/Guia_Oportunidades.docx
+++ b/docs/manuales/Guia_Oportunidades.docx
@@ -80,7 +80,7 @@
           <w:color w:val="56648F"/>
           <w:sz w:val="21"/>
         </w:rPr>
-        <w:t>Versión 3.3   ·   23/07/2026</w:t>
+        <w:t>Versión 3.4   ·   23/07/2026</w:t>
       </w:r>
     </w:p>
     <w:p/>
@@ -664,6 +664,22 @@
         <w:t>También se puede crear una oportunidad desde la ficha de la Cuenta (botón '+ Nueva oportunidad').</w:t>
       </w:r>
     </w:p>
+    <w:p>
+      <w:pPr>
+        <w:pStyle w:val="ListBullet"/>
+      </w:pPr>
+      <w:r>
+        <w:t>En la vista general, los filtros permiten seleccionar varias opciones a la vez (ej. varias unidades de negocio) y las columnas se pueden ordenar ascendente/descendente haciendo clic en su encabezado.</w:t>
+      </w:r>
+    </w:p>
+    <w:p>
+      <w:pPr>
+        <w:pStyle w:val="ListBullet"/>
+      </w:pPr>
+      <w:r>
+        <w:t>En la ficha, la solapa Actividades muestra dos columnas (Comerciales y Marketing &amp; Research). El botón '+ Registrar actividad' abre un paso a paso: elegir la actividad (mismo catálogo comercial que el alta de Oportunidad), decidir si se agrega un comentario (Sí/No) y si se adjunta un archivo (Sí/No), y registrar. La misma forma de registrar actividades está disponible en las fichas de Cuenta y Contacto.</w:t>
+      </w:r>
+    </w:p>
     <w:sectPr>
       <w:pgSz w:w="12240" w:h="15840"/>
       <w:pgMar w:top="1440" w:right="1800" w:bottom="1440" w:left="1800" w:header="720" w:footer="720" w:gutter="0"/>
